--- a/hin/docx/021.content.docx
+++ b/hin/docx/021.content.docx
@@ -150,26 +150,6 @@
           <w:lang w:val="hi_IN" w:bidi="hi_IN"/>
         </w:rPr>
         <w:t>ख</w:t>
-      </w:r>
-      <w:r>
-        <w:rPr>
-          <w:lang w:val="hi_IN" w:bidi="hi_IN"/>
-        </w:rPr>
-      </w:r>
-    </w:p>
-    <w:p>
-      <w:pPr/>
-      <w:r>
-        <w:rPr>
-          <w:lang w:val="hi_IN" w:bidi="hi_IN"/>
-        </w:rPr>
-      </w:r>
-      <w:r>
-        <w:rPr>
-          <w:i/>
-          <w:lang w:val="hi_IN" w:bidi="hi_IN"/>
-        </w:rPr>
-        <w:t>खंजर, खगोल-विज्ञान, खच्चर, खजूर, खजूर, किशमिश, खजूरवाले नगर, खजूरवाले नगर, खतनारहित, खनिज और धातुएँ, खफ़र-सलामा, खफेनाथा, खमीर, ख़मीर, खम्भे का बांज वृक्ष, खम्भे के पासवाले मैदान, खरगोश, खरबूजा, खरैअस, खलूस, खलैयों, खलोए, ख़ल्फ़ी, खसफ़ो, खार, खारक्स, खारा सागर, खियुस, खीरे, खुजली, खुज़ा, खुबानी, खुराजीन, खुराजीन, खुस, खेती, खोजा, खोपड़ी का पहाड़, खोपड़ी का स्थान</w:t>
       </w:r>
       <w:r>
         <w:rPr>

--- a/hin/docx/021.content.docx
+++ b/hin/docx/021.content.docx
@@ -19,7 +19,7 @@
         <w:rPr>
           <w:lang w:val="hi_IN" w:bidi="hi_IN"/>
         </w:rPr>
-        <w:t>Resource: बाइबल कोश (टिंडेल)</w:t>
+        <w:t>Resource: Tyndale Open Bible Dictionary</w:t>
       </w:r>
       <w:r>
         <w:rPr>
@@ -112,7 +112,7 @@
         <w:rPr>
           <w:lang w:val="hi_IN" w:bidi="hi_IN"/>
         </w:rPr>
-        <w:t>बाइबल कोश (टिंडेल)</w:t>
+        <w:t>Tyndale Open Bible Dictionary</w:t>
       </w:r>
     </w:p>
     <w:p>

--- a/hin/docx/021.content.docx
+++ b/hin/docx/021.content.docx
@@ -19,7 +19,7 @@
         <w:rPr>
           <w:lang w:val="hi_IN" w:bidi="hi_IN"/>
         </w:rPr>
-        <w:t>Resource: Tyndale Open Bible Dictionary</w:t>
+        <w:t>Resource: Aquifer Open Bible Dictionary</w:t>
       </w:r>
       <w:r>
         <w:rPr>
@@ -112,7 +112,7 @@
         <w:rPr>
           <w:lang w:val="hi_IN" w:bidi="hi_IN"/>
         </w:rPr>
-        <w:t>Tyndale Open Bible Dictionary</w:t>
+        <w:t>Aquifer Open Bible Dictionary</w:t>
       </w:r>
     </w:p>
     <w:p>
